--- a/AI大模型在财务场景的应用/项目11_范例_v1.docx
+++ b/AI大模型在财务场景的应用/项目11_范例_v1.docx
@@ -124,7 +124,7 @@
           <w:color w:val="000000"/>
           <w:sz w:val="24"/>
         </w:rPr>
-        <w:t>星空读书会的财务干事林晓接手社团经费管理时，学院下发了一份《学生社团经费报销办法（示例）》。文件共三十页，有章、有条、有附件，还有几处前后不一致的地方。社员们在群里提问：“没有发票能不能报？”“活动结束后多久内要交单据？”林晓每次都要翻很久，还常常只凭记忆回答，一次把“十五个工作日”说成了“十五天”，差一点让一位社员错过报销期限。她意识到，要让大家随时查到准确的规定，首先要把制度整理好。</w:t>
+        <w:t>星空读书会的财务干事小何负责社团经费管理时，学院下发了一份《学生社团经费报销办法（示例）》。文件共三十页，有章、有条、有附件，还有几处前后不一致的地方。社员们在群里提问：“没有发票能不能报？”“活动结束后多久内要交单据？”小何每次都要翻很久，还常常只凭记忆回答，一次把“十五个工作日”说成了“十五天”，差一点让一位社员错过报销期限。她意识到，要让大家随时查到准确的规定，首先要把制度整理好。</w:t>
       </w:r>
     </w:p>
     <w:p>
@@ -1541,7 +1541,7 @@
           <w:color w:val="000000"/>
           <w:sz w:val="24"/>
         </w:rPr>
-        <w:t>林晓使用的提示词是：“请把下面的《报销办法》第三条至第十二条整理成知识库条目。每条保留条款编号和原文，不要改写；如果原文含糊或前后矛盾，请单独列出，不要自行判断。”</w:t>
+        <w:t>小何使用的提示词是：“请把下面的《报销办法》第三条至第十二条整理成知识库条目。每条保留条款编号和原文，不要改写；如果原文含糊或前后矛盾，请单独列出，不要自行判断。”</w:t>
       </w:r>
     </w:p>
     <w:p>
@@ -1571,7 +1571,7 @@
           <w:color w:val="000000"/>
           <w:sz w:val="24"/>
         </w:rPr>
-        <w:t>分析：这份回复有两处问题。第一，“十五个工作日”被改成了“十五天”，改变了期限的计算方式。第二，它没有标出“工作日”与“自然日”的区别，也没有提示原文的歧义。大模型的回复语言流畅，但流畅不代表准确。林晓把原文与回复逐条对照后，发现了这一错误，并在条目中改回原文。</w:t>
+        <w:t>分析：这份回复有两处问题。第一，“十五个工作日”被改成了“十五天”，改变了期限的计算方式。第二，它没有标出“工作日”与“自然日”的区别，也没有提示原文的歧义。大模型的回复语言流畅，但流畅不代表准确。小何把原文与回复逐条对照后，发现了这一错误，并在条目中改回原文。</w:t>
       </w:r>
     </w:p>
     <w:p>
@@ -1623,7 +1623,7 @@
           <w:color w:val="000000"/>
           <w:sz w:val="24"/>
         </w:rPr>
-        <w:t>林晓重新整理后，把《报销办法》拆成了十八个条目，每个条目都有编号、版本与原文。她还单独列出了两处需要向学院确认的内容：一是“工作日”的计算是否排除节假日，二是附件中的标准是否与正文一致。她把这两个问题发给了指导老师，并在条目中标注“待确认”。这样，大家在问答时就不会把未确认的内容当作定论。</w:t>
+        <w:t>小何重新整理后，把《报销办法》拆成了十八个条目，每个条目都有编号、版本与原文。她还单独列出了两处需要向学院确认的内容：一是“工作日”的计算是否排除节假日，二是附件中的标准是否与正文一致。她把这两个问题发给了指导老师，并在条目中标注“待确认”。这样，大家在问答时就不会把未确认的内容当作定论。</w:t>
       </w:r>
     </w:p>
     <w:p>
@@ -1803,7 +1803,7 @@
                 <w:color w:val="000000"/>
                 <w:sz w:val="21"/>
               </w:rPr>
-              <w:t>星空读书会的一位社员曾经把“十五个工作日”理解为“十五天”，提前一周提交了材料，结果被退回。后来林晓在群里说明了原文的含义，并把计算方式写进了条目。她说：“我们不是为了刁难谁，而是要让每个人都按同一个标准办事。”</w:t>
+              <w:t>星空读书会的一位社员曾经把“十五个工作日”理解为“十五天”，提前一周提交了材料，结果被退回。后来小何在群里说明了原文的含义，并把计算方式写进了条目。她说：“我们不是为了刁难谁，而是要让每个人都按同一个标准办事。”</w:t>
             </w:r>
           </w:p>
           <w:p>
@@ -2278,7 +2278,7 @@
           <w:color w:val="000000"/>
           <w:sz w:val="24"/>
         </w:rPr>
-        <w:t>整理完条目之后，林晓希望社员们可以直接提问，例如“拍照的物料票据能不能报？”系统应当找到相关条款，并说明依据。她想到了大模型知识库的做法：先把条目存入资料库，提问时让系统先检索相关条款，再让大模型依据条款作答。但她也担心：如果系统找不到依据，大模型会不会自己编一个答案？</w:t>
+        <w:t>整理完条目之后，小何希望社员们可以直接提问，例如“拍照的物料票据能不能报？”系统应当找到相关条款，并说明依据。她想到了大模型知识库的做法：先把条目存入资料库，提问时让系统先检索相关条款，再让大模型依据条款作答。但她也担心：如果系统找不到依据，大模型会不会自己编一个答案？</w:t>
       </w:r>
     </w:p>
     <w:p>
@@ -3184,7 +3184,7 @@
           <w:color w:val="000000"/>
           <w:sz w:val="24"/>
         </w:rPr>
-        <w:t>林晓的知识库建立后，社员们可以通过提问查询规定。对于“拍照的物料票据能不能报”这样的问题，系统会返回对应条款，并提示“以原票为准，需人工核对”。对于没有规定的问题，例如“社团能不能购买咖啡机”，系统会回答“制度未规定”。林晓说，最大的变化是大家不再凭记忆争论，而是先看条款。</w:t>
+        <w:t>小何的知识库建立后，社员们可以通过提问查询规定。对于“拍照的物料票据能不能报”这样的问题，系统会返回对应条款，并提示“以原票为准，需人工核对”。对于没有规定的问题，例如“社团能不能购买咖啡机”，系统会回答“制度未规定”。小何说，最大的变化是大家不再凭记忆争论，而是先看条款。</w:t>
       </w:r>
     </w:p>
     <w:p>
@@ -3379,7 +3379,7 @@
                 <w:color w:val="000000"/>
                 <w:sz w:val="21"/>
               </w:rPr>
-              <w:t>一位社员在群里提问：“社团能不能用经费给每位社员买一本书？”知识库的回答是：“制度未规定。建议咨询经办部门。”有人觉得这个回答太保守，林晓却认为这正是知识库应当有的样子。她说：“我们宁可承认制度没有规定，也不能让系统替学院做决定。”</w:t>
+              <w:t>一位社员在群里提问：“社团能不能用经费给每位社员买一本书？”知识库的回答是：“制度未规定。建议咨询经办部门。”有人觉得这个回答太保守，小何却认为这正是知识库应当有的样子。她说：“我们宁可承认制度没有规定，也不能让系统替学院做决定。”</w:t>
             </w:r>
           </w:p>
           <w:p>
@@ -3854,7 +3854,7 @@
           <w:color w:val="000000"/>
           <w:sz w:val="24"/>
         </w:rPr>
-        <w:t>知识库建好之后，林晓并没有立即让全体社员使用。她想先检验它到底有多可靠。她设计了一批测试题，既有制度中明确规定的问题，也有制度没有规定的问题，还有容易混淆的问题。她希望通过测试，找出知识库最容易出错的地方。</w:t>
+        <w:t>知识库建好之后，小何并没有立即让全体社员使用。她想先检验它到底有多可靠。她设计了一批测试题，既有制度中明确规定的问题，也有制度没有规定的问题，还有容易混淆的问题。她希望通过测试，找出知识库最容易出错的地方。</w:t>
       </w:r>
     </w:p>
     <w:p>
@@ -5591,7 +5591,7 @@
           <w:color w:val="000000"/>
           <w:sz w:val="24"/>
         </w:rPr>
-        <w:t>图11-4 是林晓一次测试中统计的错误类型次数（示例数据）。检索找错条款的次数最多，说明切分和关键词设置需要首先调整；编造内容的次数虽然较少，但危害较大，需要优先通过回答规则加以限制。</w:t>
+        <w:t>图11-4 是小何一次测试中统计的错误类型次数（示例数据）。检索找错条款的次数最多，说明切分和关键词设置需要首先调整；编造内容的次数虽然较少，但危害较大，需要优先通过回答规则加以限制。</w:t>
       </w:r>
     </w:p>
     <w:p>
@@ -5682,7 +5682,7 @@
           <w:color w:val="000000"/>
           <w:sz w:val="24"/>
         </w:rPr>
-        <w:t>纠错要遵循一个基本顺序：先确定错误类型，再修改对应的设置，然后重新测试，并记录修正前后的差别。表11-6 是林晓的纠错记录。</w:t>
+        <w:t>纠错要遵循一个基本顺序：先确定错误类型，再修改对应的设置，然后重新测试，并记录修正前后的差别。表11-6 是小何的纠错记录。</w:t>
       </w:r>
     </w:p>
     <w:p>
@@ -6223,7 +6223,7 @@
           <w:color w:val="000000"/>
           <w:sz w:val="24"/>
         </w:rPr>
-        <w:t>经过三轮测试，林晓的知识库通过了全部测试题。她没有立即宣布上线，而是请指导老师抽查了二十个回答。抽查中发现一个问题：有一条旧版条款仍然出现在检索结果中。她重新检查了版本过滤设置，发现旧版条目在导入时没有被标注为废止。修正之后，知识库才正式向社员开放。</w:t>
+        <w:t>经过三轮测试，小何的知识库通过了全部测试题。她没有立即宣布上线，而是请指导老师抽查了二十个回答。抽查中发现一个问题：有一条旧版条款仍然出现在检索结果中。她重新检查了版本过滤设置，发现旧版条目在导入时没有被标注为废止。修正之后，知识库才正式向社员开放。</w:t>
       </w:r>
     </w:p>
     <w:p>
@@ -6403,7 +6403,7 @@
                 <w:color w:val="000000"/>
                 <w:sz w:val="21"/>
               </w:rPr>
-              <w:t>林晓在测试中发现，知识库曾经把“物料票据”与“采购凭证”混为一谈，给出了一个不完整的回答。如果她直接上线，社员们可能按照错误的理解报销。她在群里公开了这次测试的结果，并说明了修正过程。有社员说：“原来这个系统也会出错，我们更要看清楚原文。”</w:t>
+              <w:t>小何在测试中发现，知识库曾经把“物料票据”与“采购凭证”混为一谈，给出了一个不完整的回答。如果她直接上线，社员们可能按照错误的理解报销。她在群里公开了这次测试的结果，并说明了修正过程。有社员说：“原来这个系统也会出错，我们更要看清楚原文。”</w:t>
             </w:r>
           </w:p>
           <w:p>

--- a/AI大模型在财务场景的应用/项目11_范例_v1.docx
+++ b/AI大模型在财务场景的应用/项目11_范例_v1.docx
@@ -8668,10 +8668,11 @@
     <w:rsid w:val="00FC693F"/>
     <w:pPr>
       <w:spacing w:lineRule="exact" w:line="400" w:before="0" w:after="0"/>
+      <w:ind w:firstLine="480"/>
     </w:pPr>
     <w:rPr>
-      <w:rFonts w:ascii="Times New Roman" w:hAnsi="Times New Roman" w:eastAsia="宋体"/>
-      <w:color w:val="000000"/>
+      <w:rFonts w:ascii="Times New Roman" w:hAnsi="Times New Roman" w:eastAsia="宋体" w:cs="Times New Roman"/>
+      <w:b w:val="0"/>
       <w:sz w:val="24"/>
     </w:rPr>
   </w:style>
@@ -8730,16 +8731,16 @@
     <w:pPr>
       <w:keepNext/>
       <w:keepLines/>
-      <w:spacing w:before="240" w:after="120" w:lineRule="exact" w:line="400"/>
+      <w:spacing w:before="240" w:after="120" w:lineRule="exact" w:line="480"/>
+      <w:ind w:firstLine="0"/>
       <w:jc w:val="center"/>
       <w:outlineLvl w:val="0"/>
     </w:pPr>
     <w:rPr>
-      <w:rFonts w:asciiTheme="majorHAnsi" w:eastAsiaTheme="majorEastAsia" w:hAnsiTheme="majorHAnsi" w:cstheme="majorBidi" w:ascii="Times New Roman" w:hAnsi="Times New Roman" w:eastAsia="黑体"/>
-      <w:b w:val="0"/>
+      <w:rFonts w:asciiTheme="majorHAnsi" w:eastAsiaTheme="majorEastAsia" w:hAnsiTheme="majorHAnsi" w:cstheme="majorBidi" w:ascii="Times New Roman" w:hAnsi="Times New Roman" w:eastAsia="黑体" w:cs="Times New Roman"/>
+      <w:b/>
       <w:bCs/>
       <w:i w:val="0"/>
-      <w:color w:val="000000"/>
       <w:sz w:val="32"/>
       <w:szCs w:val="28"/>
     </w:rPr>
@@ -8756,16 +8757,16 @@
     <w:pPr>
       <w:keepNext/>
       <w:keepLines/>
-      <w:spacing w:before="240" w:after="120" w:lineRule="exact" w:line="400"/>
+      <w:spacing w:before="240" w:after="120" w:lineRule="exact" w:line="480"/>
+      <w:ind w:firstLine="0"/>
       <w:jc w:val="left"/>
       <w:outlineLvl w:val="1"/>
     </w:pPr>
     <w:rPr>
-      <w:rFonts w:asciiTheme="majorHAnsi" w:eastAsiaTheme="majorEastAsia" w:hAnsiTheme="majorHAnsi" w:cstheme="majorBidi" w:ascii="Times New Roman" w:hAnsi="Times New Roman" w:eastAsia="黑体"/>
-      <w:b w:val="0"/>
+      <w:rFonts w:asciiTheme="majorHAnsi" w:eastAsiaTheme="majorEastAsia" w:hAnsiTheme="majorHAnsi" w:cstheme="majorBidi" w:ascii="Times New Roman" w:hAnsi="Times New Roman" w:eastAsia="黑体" w:cs="Times New Roman"/>
+      <w:b/>
       <w:bCs/>
       <w:i w:val="0"/>
-      <w:color w:val="000000"/>
       <w:sz w:val="28"/>
       <w:szCs w:val="26"/>
     </w:rPr>
@@ -8782,16 +8783,16 @@
     <w:pPr>
       <w:keepNext/>
       <w:keepLines/>
-      <w:spacing w:before="120" w:after="120" w:lineRule="exact" w:line="400"/>
+      <w:spacing w:before="240" w:after="120" w:lineRule="exact" w:line="480"/>
+      <w:ind w:firstLine="0"/>
       <w:jc w:val="left"/>
       <w:outlineLvl w:val="2"/>
     </w:pPr>
     <w:rPr>
-      <w:rFonts w:asciiTheme="majorHAnsi" w:eastAsiaTheme="majorEastAsia" w:hAnsiTheme="majorHAnsi" w:cstheme="majorBidi" w:ascii="Times New Roman" w:hAnsi="Times New Roman" w:eastAsia="黑体"/>
+      <w:rFonts w:asciiTheme="majorHAnsi" w:eastAsiaTheme="majorEastAsia" w:hAnsiTheme="majorHAnsi" w:cstheme="majorBidi" w:ascii="Times New Roman" w:hAnsi="Times New Roman" w:eastAsia="黑体" w:cs="Times New Roman"/>
       <w:b/>
       <w:bCs/>
       <w:i w:val="0"/>
-      <w:color w:val="000000"/>
       <w:sz w:val="24"/>
     </w:rPr>
   </w:style>
